--- a/Sercurity.docx
+++ b/Sercurity.docx
@@ -878,6 +878,15 @@
           <w:szCs w:val="28"/>
         </w:rPr>
         <w:t>During the development of this project, the team used AI tools such as ChatGPT</w:t>
+      </w:r>
+      <w:r>
+        <w:rPr>
+          <w:rFonts w:hint="default" w:ascii="Times New Roman" w:hAnsi="Times New Roman" w:cs="Times New Roman"/>
+          <w:sz w:val="28"/>
+          <w:szCs w:val="28"/>
+          <w:lang w:val="en-US"/>
+        </w:rPr>
+        <w:t>, Gemini</w:t>
       </w:r>
       <w:bookmarkStart w:id="0" w:name="_GoBack"/>
       <w:bookmarkEnd w:id="0"/>
